--- a/project-02-three-offices/guide.docx
+++ b/project-02-three-offices/guide.docx
@@ -793,7 +793,7 @@
               <w:rPr>
                 <w:sz w:val="17"/>
               </w:rPr>
-              <w:t>B2 G0/2 10.255.13.2</w:t>
+              <w:t>B2 G0/1 10.255.13.2</w:t>
             </w:r>
           </w:p>
         </w:tc>
@@ -863,7 +863,7 @@
               <w:rPr>
                 <w:sz w:val="17"/>
               </w:rPr>
-              <w:t>B2 G0/1 10.255.23.2</w:t>
+              <w:t>B2 G0/2 10.255.23.2</w:t>
             </w:r>
           </w:p>
         </w:tc>
@@ -1107,7 +1107,7 @@
               <w:rPr>
                 <w:sz w:val="17"/>
               </w:rPr>
-              <w:t>R-B2 G0/2</w:t>
+              <w:t>R-B2 G0/1</w:t>
             </w:r>
           </w:p>
         </w:tc>
@@ -1157,7 +1157,7 @@
               <w:rPr>
                 <w:sz w:val="17"/>
               </w:rPr>
-              <w:t>R-B2 G0/1</w:t>
+              <w:t>R-B2 G0/2</w:t>
             </w:r>
           </w:p>
         </w:tc>

--- a/project-02-three-offices/guide.docx
+++ b/project-02-three-offices/guide.docx
@@ -2450,6 +2450,92 @@
         <w:t>Официальная справка: Cisco Networking Academy, Getting Started with Cisco Packet Tracer — https://www.netacad.com/courses/getting-started-cisco-packet-tracer/1000 ; Cisco IOS DHCP relay — https://www.cisco.com/c/en/us/td/docs/ios-xml/ios/ipaddr_dhcp/configuration/15-s/dhcp-15-s-book/dhcp-relay-agent.html . Команды сравнивай с подсказкой `?` в установленной версии Packet Tracer.</w:t>
       </w:r>
     </w:p>
+    <w:p>
+      <w:r>
+        <w:br w:type="page"/>
+      </w:r>
+    </w:p>
+    <w:p>
+      <w:pPr>
+        <w:pStyle w:val="Heading1"/>
+      </w:pPr>
+      <w:r>
+        <w:t>11 Где это применяют и как показать на собеседовании</w:t>
+      </w:r>
+    </w:p>
+    <w:p>
+      <w:r>
+        <w:t>Реальная задача: организация открыла два филиала. Сотрудникам нужны адреса и доступ к ресурсам центрального офиса, а отказ одного канала не должен полностью изолировать филиал. В лаборатории три маршрутизатора представляют площадки, OSPF выбирает маршрут, центральный R-HQ выдаёт DHCP-адреса, а ip helper-address передаёт запросы клиентов из филиалов.</w:t>
+      </w:r>
+    </w:p>
+    <w:p>
+      <w:r>
+        <w:t>Честно называй это симуляцией. Треугольник здесь показывает принцип резервирования, но в реальной сети дополнительно обсуждают стоимость и независимость каналов, безопасность, мониторинг и план адресов. Один успешный ping не измеряет доступность сервиса и время восстановления.</w:t>
+      </w:r>
+    </w:p>
+    <w:p>
+      <w:pPr>
+        <w:pStyle w:val="Heading2"/>
+      </w:pPr>
+      <w:r>
+        <w:t>Демонстрация за 2 минуты</w:t>
+      </w:r>
+    </w:p>
+    <w:p>
+      <w:pPr>
+        <w:ind w:left="227" w:hanging="227"/>
+      </w:pPr>
+      <w:r>
+        <w:rPr>
+          <w:b/>
+        </w:rPr>
+        <w:t xml:space="preserve">1. </w:t>
+      </w:r>
+      <w:r>
+        <w:t>Открой сохранённый three-offices-ospf-dhcp.pkt. Покажи три разные LAN сети и /30 на каждой WAN-линии. Объясни, почему DHCP relay нужен только в филиалах.</w:t>
+      </w:r>
+    </w:p>
+    <w:p>
+      <w:pPr>
+        <w:ind w:left="227" w:hanging="227"/>
+      </w:pPr>
+      <w:r>
+        <w:rPr>
+          <w:b/>
+        </w:rPr>
+        <w:t xml:space="preserve">2. </w:t>
+      </w:r>
+      <w:r>
+        <w:t>Покажи на R-HQ `show ip ospf neighbor` и `show ip route 10.20.1.0`. Назови соседей, next hop и интерфейс выхода. На PC-B1 покажи свой адрес, маску и шлюз.</w:t>
+      </w:r>
+    </w:p>
+    <w:p>
+      <w:pPr>
+        <w:ind w:left="227" w:hanging="227"/>
+      </w:pPr>
+      <w:r>
+        <w:rPr>
+          <w:b/>
+        </w:rPr>
+        <w:t xml:space="preserve">3. </w:t>
+      </w:r>
+      <w:r>
+        <w:t>Временно выключи R-HQ G0/1. После сходимости повтори `show ip route 10.20.1.0`: next hop должен стать 10.255.13.2. Затем включи интерфейс и верни сохранённое рабочее состояние.</w:t>
+      </w:r>
+    </w:p>
+    <w:p>
+      <w:pPr>
+        <w:pStyle w:val="Heading2"/>
+      </w:pPr>
+      <w:r>
+        <w:t>Как ответить на вопросы</w:t>
+      </w:r>
+    </w:p>
+    <w:p>
+      <w:r>
+        <w:t>«Что сделал сам?» — Разместил и соединил устройства, назначил адреса интерфейсам, настроил OSPF, DHCP-пулы и relay, проверил таблицы маршрутизации и отказ канала. «Как понял, что сеть работает?» — Три ПК получили адреса из своих подсетей; соседства стали FULL; ICMP между филиалами прошёл; после отключения прямой линии таблица маршрутизации указала обход через B2. «Что было сложным?» — Разобраться, почему физически зелёный линк ещё не означает наличие маршрута и почему первый ICMP пакет может потратиться на ARP.</w:t>
+      </w:r>
+    </w:p>
     <w:sectPr>
       <w:pgSz w:w="11906" w:h="16838"/>
       <w:pgMar w:top="964" w:right="1020" w:bottom="907" w:left="1020" w:header="720" w:footer="720" w:gutter="0"/>

--- a/project-02-three-offices/guide.docx
+++ b/project-02-three-offices/guide.docx
@@ -96,7 +96,7 @@
               <w:rPr>
                 <w:sz w:val="17"/>
               </w:rPr>
-              <w:t>topology.pkt</w:t>
+              <w:t>three-offices-ospf-dhcp.pkt</w:t>
             </w:r>
           </w:p>
         </w:tc>
@@ -148,7 +148,7 @@
               <w:rPr>
                 <w:sz w:val="17"/>
               </w:rPr>
-              <w:t>Конфигурации трёх маршрутизаторов и коммутаторов</w:t>
+              <w:t>Команды трёх маршрутизаторов</w:t>
             </w:r>
           </w:p>
         </w:tc>

--- a/project-02-three-offices/guide.docx
+++ b/project-02-three-offices/guide.docx
@@ -907,13 +907,7 @@
         <w:ind w:left="227" w:hanging="227"/>
       </w:pPr>
       <w:r>
-        <w:rPr>
-          <w:b/>
-        </w:rPr>
-        <w:t xml:space="preserve">2. </w:t>
-      </w:r>
-      <w:r>
-        <w:t>В Network Devices → Switches добавь три коммутатора 2960 и назови SW-HQ, SW-B1, SW-B2. В End Devices добавь по одному PC для каждого офиса.</w:t>
+        <w:t>2. В Network Devices → Switches добавь три 2960 и назови SW-HQ, SW-B1, SW-B2. В End Devices добавь три PC-PT и назови PC-HQ, PC-B1, PC-B2. Выдели каждой группе «маршрутизатор — коммутатор — ПК» отдельное место на схеме: HQ сверху, B1 слева снизу, B2 справа снизу. Исходные имена Router0 и PC0 не важны после переименования.</w:t>
       </w:r>
     </w:p>
     <w:p>
@@ -921,13 +915,7 @@
         <w:ind w:left="227" w:hanging="227"/>
       </w:pPr>
       <w:r>
-        <w:rPr>
-          <w:b/>
-        </w:rPr>
-        <w:t xml:space="preserve">3. </w:t>
-      </w:r>
-      <w:r>
-        <w:t>Открой Connections (значок молнии), выбери Copper Straight-Through. Соедини каждый маршрутизатор G0/0 со своим коммутатором G0/1, а ПК Fa0 с портом Fa0/1 коммутатора.</w:t>
+        <w:t>3. Внизу слева нажми Connections (молния) → Copper Straight-Through. Для каждой строки таблицы щёлкни по первому устройству и его порту, затем по второму и его порту. Сначала соедини LAN: каждый R G0/0 со своим SW G0/1 и каждый SW Fa0/1 со своим PC FastEthernet0. После этого сделай три линии между маршрутизаторами.</w:t>
       </w:r>
     </w:p>
     <w:p>
@@ -935,13 +923,7 @@
         <w:ind w:left="227" w:hanging="227"/>
       </w:pPr>
       <w:r>
-        <w:rPr>
-          <w:b/>
-        </w:rPr>
-        <w:t xml:space="preserve">4. </w:t>
-      </w:r>
-      <w:r>
-        <w:t>Соедини маршрутизаторы по таблице ниже. Если Packet Tracer автоматически выбирает тип кабеля, проверь именно номера интерфейсов: от них зависят команды.</w:t>
+        <w:t>4. Используй полную таблицу из девяти соединений ниже. Для прямых WAN Ethernet линков между 2911 сначала также выбери Copper Straight-Through. Если после включения обоих интерфейсов линк остаётся down/down, перепроверь номера портов и попробуй Connections → Automatically Choose Connection Type для этой пары.</w:t>
       </w:r>
     </w:p>
     <w:tbl>
@@ -963,14 +945,8 @@
             <w:shd w:fill="DCEAF6"/>
           </w:tcPr>
           <w:p>
-            <w:pPr>
-              <w:spacing w:after="0"/>
-            </w:pPr>
             <w:r>
-              <w:rPr>
-                <w:sz w:val="17"/>
-              </w:rPr>
-              <w:t>Линия</w:t>
+              <w:t>Соединение</w:t>
             </w:r>
           </w:p>
         </w:tc>
@@ -1162,11 +1138,203 @@
           </w:p>
         </w:tc>
       </w:tr>
+      <w:tr>
+        <w:tc>
+          <w:tcPr>
+            <w:tcW w:type="dxa" w:w="3289"/>
+          </w:tcPr>
+          <w:p>
+            <w:r>
+              <w:t>HQ LAN</w:t>
+            </w:r>
+          </w:p>
+        </w:tc>
+        <w:tc>
+          <w:tcPr>
+            <w:tcW w:type="dxa" w:w="3289"/>
+          </w:tcPr>
+          <w:p>
+            <w:r>
+              <w:t>R-HQ G0/0</w:t>
+            </w:r>
+          </w:p>
+        </w:tc>
+        <w:tc>
+          <w:tcPr>
+            <w:tcW w:type="dxa" w:w="3289"/>
+          </w:tcPr>
+          <w:p>
+            <w:r>
+              <w:t>SW-HQ G0/1</w:t>
+            </w:r>
+          </w:p>
+        </w:tc>
+      </w:tr>
+      <w:tr>
+        <w:tc>
+          <w:tcPr>
+            <w:tcW w:type="dxa" w:w="3289"/>
+          </w:tcPr>
+          <w:p>
+            <w:r>
+              <w:t>HQ PC</w:t>
+            </w:r>
+          </w:p>
+        </w:tc>
+        <w:tc>
+          <w:tcPr>
+            <w:tcW w:type="dxa" w:w="3289"/>
+          </w:tcPr>
+          <w:p>
+            <w:r>
+              <w:t>SW-HQ Fa0/1</w:t>
+            </w:r>
+          </w:p>
+        </w:tc>
+        <w:tc>
+          <w:tcPr>
+            <w:tcW w:type="dxa" w:w="3289"/>
+          </w:tcPr>
+          <w:p>
+            <w:r>
+              <w:t>PC-HQ FastEthernet0</w:t>
+            </w:r>
+          </w:p>
+        </w:tc>
+      </w:tr>
+      <w:tr>
+        <w:tc>
+          <w:tcPr>
+            <w:tcW w:type="dxa" w:w="3289"/>
+          </w:tcPr>
+          <w:p>
+            <w:r>
+              <w:t>B1 LAN</w:t>
+            </w:r>
+          </w:p>
+        </w:tc>
+        <w:tc>
+          <w:tcPr>
+            <w:tcW w:type="dxa" w:w="3289"/>
+          </w:tcPr>
+          <w:p>
+            <w:r>
+              <w:t>R-B1 G0/0</w:t>
+            </w:r>
+          </w:p>
+        </w:tc>
+        <w:tc>
+          <w:tcPr>
+            <w:tcW w:type="dxa" w:w="3289"/>
+          </w:tcPr>
+          <w:p>
+            <w:r>
+              <w:t>SW-B1 G0/1</w:t>
+            </w:r>
+          </w:p>
+        </w:tc>
+      </w:tr>
+      <w:tr>
+        <w:tc>
+          <w:tcPr>
+            <w:tcW w:type="dxa" w:w="3289"/>
+          </w:tcPr>
+          <w:p>
+            <w:r>
+              <w:t>B1 PC</w:t>
+            </w:r>
+          </w:p>
+        </w:tc>
+        <w:tc>
+          <w:tcPr>
+            <w:tcW w:type="dxa" w:w="3289"/>
+          </w:tcPr>
+          <w:p>
+            <w:r>
+              <w:t>SW-B1 Fa0/1</w:t>
+            </w:r>
+          </w:p>
+        </w:tc>
+        <w:tc>
+          <w:tcPr>
+            <w:tcW w:type="dxa" w:w="3289"/>
+          </w:tcPr>
+          <w:p>
+            <w:r>
+              <w:t>PC-B1 FastEthernet0</w:t>
+            </w:r>
+          </w:p>
+        </w:tc>
+      </w:tr>
+      <w:tr>
+        <w:tc>
+          <w:tcPr>
+            <w:tcW w:type="dxa" w:w="3289"/>
+          </w:tcPr>
+          <w:p>
+            <w:r>
+              <w:t>B2 LAN</w:t>
+            </w:r>
+          </w:p>
+        </w:tc>
+        <w:tc>
+          <w:tcPr>
+            <w:tcW w:type="dxa" w:w="3289"/>
+          </w:tcPr>
+          <w:p>
+            <w:r>
+              <w:t>R-B2 G0/0</w:t>
+            </w:r>
+          </w:p>
+        </w:tc>
+        <w:tc>
+          <w:tcPr>
+            <w:tcW w:type="dxa" w:w="3289"/>
+          </w:tcPr>
+          <w:p>
+            <w:r>
+              <w:t>SW-B2 G0/1</w:t>
+            </w:r>
+          </w:p>
+        </w:tc>
+      </w:tr>
+      <w:tr>
+        <w:tc>
+          <w:tcPr>
+            <w:tcW w:type="dxa" w:w="3289"/>
+          </w:tcPr>
+          <w:p>
+            <w:r>
+              <w:t>B2 PC</w:t>
+            </w:r>
+          </w:p>
+        </w:tc>
+        <w:tc>
+          <w:tcPr>
+            <w:tcW w:type="dxa" w:w="3289"/>
+          </w:tcPr>
+          <w:p>
+            <w:r>
+              <w:t>SW-B2 Fa0/1</w:t>
+            </w:r>
+          </w:p>
+        </w:tc>
+        <w:tc>
+          <w:tcPr>
+            <w:tcW w:type="dxa" w:w="3289"/>
+          </w:tcPr>
+          <w:p>
+            <w:r>
+              <w:t>PC-B2 FastEthernet0</w:t>
+            </w:r>
+          </w:p>
+        </w:tc>
+      </w:tr>
     </w:tbl>
     <w:p/>
     <w:p>
       <w:r>
-        <w:t>Современные Ethernet интерфейсы в симуляторе обычно работают с прямым кабелем благодаря auto MDI-X. Если выбранный кабель не даёт линк, используй Automatic и убедись, что ты не перепутал интерфейс. Сохрани файл как project-02-three-offices.pkt через File → Save As.</w:t>
+        <w:t>После подключения посчитай девять линий: шесть локальных и три WAN. Красный индикатор на роутере до настройки ожидаем: на следующем этапе введёшь no shutdown на каждом используемом порту. Сохрани рабочую копию через File → Save As под именем three-offices-ospf-dhcp.pkt, как в репозитории. Не используй другое имя из старой версии инструкции.</w:t>
       </w:r>
     </w:p>
     <w:p>
@@ -1894,13 +2062,7 @@
         <w:ind w:left="227" w:hanging="227"/>
       </w:pPr>
       <w:r>
-        <w:rPr>
-          <w:b/>
-        </w:rPr>
-        <w:t xml:space="preserve">3. </w:t>
-      </w:r>
-      <w:r>
-        <w:t>На PC-HQ выполни `tracert &lt;адрес PC-B1&gt;` и запиши промежуточные переходы. В Realtime путь может отображаться после первого неудачного пакета из-за ARP; повтори тест после разрешения адресов.</w:t>
+        <w:t>3. На PC-B1 открой Desktop → Command Prompt → ipconfig и запиши его фактический IPv4, например 10.20.1.21. Затем на PC-HQ выполни tracert 10.20.1.21, подставив свой адрес вместо примера. В примере 10.20.1.21 — только образец: используй адрес, который показал ipconfig на твоём PC-B1. Если первый пакет потерян из-за ARP, повтори tracert.</w:t>
       </w:r>
     </w:p>
     <w:p>
@@ -1918,7 +2080,7 @@
     </w:p>
     <w:p>
       <w:r>
-        <w:t>Сначала зафиксируй базовое состояние. На R-HQ выполни `show ip route 10.20.1.0`: лучшим путём должен быть прямой канал через 10.255.12.2, если стоимости одинаковы. На PC-HQ повтори `tracert &lt;адрес PC-B1&gt;` и запиши путь. Если OSPF выбирает иной путь, сначала выясни причины через `show ip ospf interface` и таблицу маршрутов.</w:t>
+        <w:t>Сначала зафиксируй базовое состояние. На R-HQ выполни `show ip route 10.20.1.0`: лучшим путём должен быть прямой канал через 10.255.12.2, если стоимости одинаковы. На PC-HQ выполни tracert к записанному адресу PC-B1 (например, tracert 10.20.1.21) и запиши путь. Если OSPF выбирает иной путь, сначала выясни причины через `show ip ospf interface` и таблицу маршрутов.</w:t>
       </w:r>
     </w:p>
     <w:p>
@@ -1954,13 +2116,7 @@
         <w:ind w:left="227" w:hanging="227"/>
       </w:pPr>
       <w:r>
-        <w:rPr>
-          <w:b/>
-        </w:rPr>
-        <w:t xml:space="preserve">3. </w:t>
-      </w:r>
-      <w:r>
-        <w:t>С PC-HQ повтори ping PC-B1 и `tracert &lt;адрес PC-B1&gt;`. В маршруте теперь ожидается промежуточный B2. Несколько пакетов во время сходимости могут потеряться — фиксируй наблюдаемый результат, не обещай безусловную бесперебойность.</w:t>
+        <w:t>3. С PC-HQ повтори ping и tracert к фактическому IPv4 PC-B1, который записал до отключения канала (например, ping 10.20.1.21 и tracert 10.20.1.21). В маршруте теперь ожидается промежуточный B2. Несколько пакетов во время сходимости могут потеряться — фиксируй наблюдаемый результат, не обещай безусловную бесперебойность.</w:t>
       </w:r>
     </w:p>
     <w:p>
